--- a/testakten/robotikrecht-roboterflotte-vellbruck-muenchen/41_presse_qanda.docx
+++ b/testakten/robotikrecht-roboterflotte-vellbruck-muenchen/41_presse_qanda.docx
@@ -37,7 +37,7 @@
         <w:jc w:val="left"/>
       </w:pPr>
       <w:r>
-        <w:t>Dieses Aktenstück betrifft Krisenkommunikation. Es ist nicht abschließend freigegeben. Die technische Seite spricht in Versionen, Tickets und Parametern; die rechtliche Seite muss daraus Rollen, Zweckbestimmung, Pflichtenkreis und Beweisrisiko bilden.</w:t>
+        <w:t>Dieses Q&amp;A ist die einzige freigegebene Sprachregelung für Presse- und Kundenanfragen zum Vorfall vom 27.05.2026. Antworten außerhalb dieses Dokuments sind nicht autorisiert.</w:t>
       </w:r>
     </w:p>
     <w:p>
@@ -56,13 +56,7 @@
         <w:pStyle w:val="ListBullet"/>
       </w:pPr>
       <w:r>
-        <w:rPr>
-          <w:b/>
-        </w:rPr>
-        <w:t>Krisenkommunikation:</w:t>
-      </w:r>
-      <w:r>
-        <w:t xml:space="preserve"> Die Akte enthält hierzu widersprüchliche Hinweise. Für die rechtliche Bewertung muss geklärt werden, ob die Aussage aus Vertrag, Anleitung, Produktakte, Marketing, Logdaten oder nachträglicher Krisenkommunikation stammt.</w:t>
+        <w:t>Krisenkommunikation: Jede Auskunft läuft über die Kanzlei und die CEO; Support und Vertrieb verweisen auf die Pressestelle und dokumentieren eingehende Anfragen.</w:t>
       </w:r>
     </w:p>
     <w:p>
@@ -81,7 +75,7 @@
         <w:jc w:val="left"/>
       </w:pPr>
       <w:r>
-        <w:t>Die Unterlage ist bewusst nicht glatt: Vertrieb, Technik, Datenschutz, Qualitätssicherung und Geschäftsführung verwenden nicht immer dieselben Produktnamen. Gerade daraus entsteht das juristische Problem, weil Zweckbestimmung, tatsächliche Nutzung, Werbeaussage und Updatepraxis auseinanderlaufen.</w:t>
+        <w:t>Eine Fachzeitschrift hat am 02.06.2026 Fragen zum Unfall und zur Sicherheit autonomer Flotten gestellt; in einem Logistikforum kursiert bereits eine verkürzte Darstellung des Vorfalls.</w:t>
       </w:r>
     </w:p>
     <w:p>
@@ -89,23 +83,7 @@
         <w:jc w:val="left"/>
       </w:pPr>
       <w:r>
-        <w:t>Für die rechtliche Bewertung müssen die technischen Annahmen jeweils mit der Produktakte abgeglichen werden. Eine Risikobeurteilung, die nur den Laborzustand beschreibt, trägt den Pilotbetrieb im Lager oder im Pflegezimmer nicht automatisch.</w:t>
-      </w:r>
-    </w:p>
-    <w:p>
-      <w:pPr>
-        <w:jc w:val="left"/>
-      </w:pPr>
-      <w:r>
-        <w:t>Die Akte enthält mehrere Spuren, die sich gegenseitig widersprechen: Der Betreiber spricht von einem autonomen Flottensystem, die CE-Unterlage von einem assistierten Transportmittel, die Marketingfolien von lernender Umgebungserkennung und die Bedienungsanleitung von festen Sicherheitszonen.</w:t>
-      </w:r>
-    </w:p>
-    <w:p>
-      <w:pPr>
-        <w:jc w:val="left"/>
-      </w:pPr>
-      <w:r>
-        <w:t>Die Kanzlei soll keine finale technische Konformität bescheinigen, sondern entscheiden, welche Unterlagen fehlen, welche Sofortmaßnahmen nötig sind und welche Aussagen gegenüber Behörde, Kunden, Versicherer und Betroffenen vertretbar sind.</w:t>
+        <w:t>Freigegeben sind ausschließlich: bestätigter Vorfall mit Verletzung, laufende Aufklärung mit externem Sachverständigen, umgesetzte Sofortmaßnahmen; nicht kommentiert werden Ursachen, Schuldfragen und Vertragsdetails.</w:t>
       </w:r>
     </w:p>
     <w:p>
@@ -124,10 +102,7 @@
         <w:pStyle w:val="Heading3"/>
       </w:pPr>
       <w:r>
-        <w:rPr>
-          <w:rFonts w:ascii="Times New Roman" w:hAnsi="Times New Roman"/>
-        </w:rPr>
-        <w:t>Punkt 1</w:t>
+        <w:t>Krisenkommunikation</w:t>
       </w:r>
     </w:p>
     <w:p>
@@ -135,177 +110,7 @@
         <w:jc w:val="left"/>
       </w:pPr>
       <w:r>
-        <w:t>Im Gespräch mit Leonie Rottkamp, Bertram Kiendl und Jasper Rodenwald wurde deutlich, dass die Produktlinie nicht mit einer einzigen rechtlichen Schublade erfasst werden kann. Die Vellbruck Robotics GmbH liefert Hardware, Steuerungssoftware, Cloudfunktionen, Wartung und gelegentlich eine kundenspezifische Parametrisierung. Beim Betreiber Münchner Feinlogistik GmbH wurden Schutzfelder verändert, ohne dass klar ist, ob dies vom Admin-Panel gedeckt oder nur technisch möglich war. Der Pflegepilot im St.-Ludgerus-Klinikum München-Sendling verschärft die Lage, weil dort Sensorik, vulnerable Personen und medizinische Nähe zusammentreffen.</w:t>
-      </w:r>
-    </w:p>
-    <w:p>
-      <w:pPr>
-        <w:jc w:val="left"/>
-      </w:pPr>
-      <w:r>
-        <w:t>Für die anwaltliche Bearbeitung sollte zu diesem Punkt eine Belegspur angelegt werden: Dokument, Version, Datum, Verfasser, technische Quelle, rechtliche Relevanz und offene Rückfrage. Besonders gefährlich sind Formulierungen wie „selbstlernend“, „voll autonom“, „MDR-ready“, „sicher ohne Schutzzaun“ oder „keine personenbezogenen Daten“, wenn die technische Dokumentation das nicht trägt.</w:t>
-      </w:r>
-    </w:p>
-    <w:p>
-      <w:pPr>
-        <w:pStyle w:val="Heading3"/>
-      </w:pPr>
-      <w:r>
-        <w:rPr>
-          <w:rFonts w:ascii="Times New Roman" w:hAnsi="Times New Roman"/>
-        </w:rPr>
-        <w:t>Punkt 2</w:t>
-      </w:r>
-    </w:p>
-    <w:p>
-      <w:pPr>
-        <w:jc w:val="left"/>
-      </w:pPr>
-      <w:r>
-        <w:t>Im Gespräch mit Leonie Rottkamp, Bertram Kiendl und Jasper Rodenwald wurde deutlich, dass die Produktlinie nicht mit einer einzigen rechtlichen Schublade erfasst werden kann. Die Vellbruck Robotics GmbH liefert Hardware, Steuerungssoftware, Cloudfunktionen, Wartung und gelegentlich eine kundenspezifische Parametrisierung. Beim Betreiber Münchner Feinlogistik GmbH wurden Schutzfelder verändert, ohne dass klar ist, ob dies vom Admin-Panel gedeckt oder nur technisch möglich war. Der Pflegepilot im St.-Ludgerus-Klinikum München-Sendling verschärft die Lage, weil dort Sensorik, vulnerable Personen und medizinische Nähe zusammentreffen.</w:t>
-      </w:r>
-    </w:p>
-    <w:p>
-      <w:pPr>
-        <w:jc w:val="left"/>
-      </w:pPr>
-      <w:r>
-        <w:t>Für die anwaltliche Bearbeitung sollte zu diesem Punkt eine Belegspur angelegt werden: Dokument, Version, Datum, Verfasser, technische Quelle, rechtliche Relevanz und offene Rückfrage. Besonders gefährlich sind Formulierungen wie „selbstlernend“, „voll autonom“, „MDR-ready“, „sicher ohne Schutzzaun“ oder „keine personenbezogenen Daten“, wenn die technische Dokumentation das nicht trägt.</w:t>
-      </w:r>
-    </w:p>
-    <w:p>
-      <w:pPr>
-        <w:pStyle w:val="Heading3"/>
-      </w:pPr>
-      <w:r>
-        <w:rPr>
-          <w:rFonts w:ascii="Times New Roman" w:hAnsi="Times New Roman"/>
-        </w:rPr>
-        <w:t>Punkt 3</w:t>
-      </w:r>
-    </w:p>
-    <w:p>
-      <w:pPr>
-        <w:jc w:val="left"/>
-      </w:pPr>
-      <w:r>
-        <w:t>Im Gespräch mit Leonie Rottkamp, Bertram Kiendl und Jasper Rodenwald wurde deutlich, dass die Produktlinie nicht mit einer einzigen rechtlichen Schublade erfasst werden kann. Die Vellbruck Robotics GmbH liefert Hardware, Steuerungssoftware, Cloudfunktionen, Wartung und gelegentlich eine kundenspezifische Parametrisierung. Beim Betreiber Münchner Feinlogistik GmbH wurden Schutzfelder verändert, ohne dass klar ist, ob dies vom Admin-Panel gedeckt oder nur technisch möglich war. Der Pflegepilot im St.-Ludgerus-Klinikum München-Sendling verschärft die Lage, weil dort Sensorik, vulnerable Personen und medizinische Nähe zusammentreffen.</w:t>
-      </w:r>
-    </w:p>
-    <w:p>
-      <w:pPr>
-        <w:jc w:val="left"/>
-      </w:pPr>
-      <w:r>
-        <w:t>Für die anwaltliche Bearbeitung sollte zu diesem Punkt eine Belegspur angelegt werden: Dokument, Version, Datum, Verfasser, technische Quelle, rechtliche Relevanz und offene Rückfrage. Besonders gefährlich sind Formulierungen wie „selbstlernend“, „voll autonom“, „MDR-ready“, „sicher ohne Schutzzaun“ oder „keine personenbezogenen Daten“, wenn die technische Dokumentation das nicht trägt.</w:t>
-      </w:r>
-    </w:p>
-    <w:p>
-      <w:pPr>
-        <w:pStyle w:val="Heading3"/>
-      </w:pPr>
-      <w:r>
-        <w:rPr>
-          <w:rFonts w:ascii="Times New Roman" w:hAnsi="Times New Roman"/>
-        </w:rPr>
-        <w:t>Punkt 4</w:t>
-      </w:r>
-    </w:p>
-    <w:p>
-      <w:pPr>
-        <w:jc w:val="left"/>
-      </w:pPr>
-      <w:r>
-        <w:t>Im Gespräch mit Leonie Rottkamp, Bertram Kiendl und Jasper Rodenwald wurde deutlich, dass die Produktlinie nicht mit einer einzigen rechtlichen Schublade erfasst werden kann. Die Vellbruck Robotics GmbH liefert Hardware, Steuerungssoftware, Cloudfunktionen, Wartung und gelegentlich eine kundenspezifische Parametrisierung. Beim Betreiber Münchner Feinlogistik GmbH wurden Schutzfelder verändert, ohne dass klar ist, ob dies vom Admin-Panel gedeckt oder nur technisch möglich war. Der Pflegepilot im St.-Ludgerus-Klinikum München-Sendling verschärft die Lage, weil dort Sensorik, vulnerable Personen und medizinische Nähe zusammentreffen.</w:t>
-      </w:r>
-    </w:p>
-    <w:p>
-      <w:pPr>
-        <w:jc w:val="left"/>
-      </w:pPr>
-      <w:r>
-        <w:t>Für die anwaltliche Bearbeitung sollte zu diesem Punkt eine Belegspur angelegt werden: Dokument, Version, Datum, Verfasser, technische Quelle, rechtliche Relevanz und offene Rückfrage. Besonders gefährlich sind Formulierungen wie „selbstlernend“, „voll autonom“, „MDR-ready“, „sicher ohne Schutzzaun“ oder „keine personenbezogenen Daten“, wenn die technische Dokumentation das nicht trägt.</w:t>
-      </w:r>
-    </w:p>
-    <w:p>
-      <w:pPr>
-        <w:pStyle w:val="Heading3"/>
-      </w:pPr>
-      <w:r>
-        <w:rPr>
-          <w:rFonts w:ascii="Times New Roman" w:hAnsi="Times New Roman"/>
-        </w:rPr>
-        <w:t>Punkt 5</w:t>
-      </w:r>
-    </w:p>
-    <w:p>
-      <w:pPr>
-        <w:jc w:val="left"/>
-      </w:pPr>
-      <w:r>
-        <w:t>Im Gespräch mit Leonie Rottkamp, Bertram Kiendl und Jasper Rodenwald wurde deutlich, dass die Produktlinie nicht mit einer einzigen rechtlichen Schublade erfasst werden kann. Die Vellbruck Robotics GmbH liefert Hardware, Steuerungssoftware, Cloudfunktionen, Wartung und gelegentlich eine kundenspezifische Parametrisierung. Beim Betreiber Münchner Feinlogistik GmbH wurden Schutzfelder verändert, ohne dass klar ist, ob dies vom Admin-Panel gedeckt oder nur technisch möglich war. Der Pflegepilot im St.-Ludgerus-Klinikum München-Sendling verschärft die Lage, weil dort Sensorik, vulnerable Personen und medizinische Nähe zusammentreffen.</w:t>
-      </w:r>
-    </w:p>
-    <w:p>
-      <w:pPr>
-        <w:jc w:val="left"/>
-      </w:pPr>
-      <w:r>
-        <w:t>Für die anwaltliche Bearbeitung sollte zu diesem Punkt eine Belegspur angelegt werden: Dokument, Version, Datum, Verfasser, technische Quelle, rechtliche Relevanz und offene Rückfrage. Besonders gefährlich sind Formulierungen wie „selbstlernend“, „voll autonom“, „MDR-ready“, „sicher ohne Schutzzaun“ oder „keine personenbezogenen Daten“, wenn die technische Dokumentation das nicht trägt.</w:t>
-      </w:r>
-    </w:p>
-    <w:p>
-      <w:pPr>
-        <w:pStyle w:val="Heading3"/>
-      </w:pPr>
-      <w:r>
-        <w:rPr>
-          <w:rFonts w:ascii="Times New Roman" w:hAnsi="Times New Roman"/>
-        </w:rPr>
-        <w:t>Punkt 6</w:t>
-      </w:r>
-    </w:p>
-    <w:p>
-      <w:pPr>
-        <w:jc w:val="left"/>
-      </w:pPr>
-      <w:r>
-        <w:t>Im Gespräch mit Leonie Rottkamp, Bertram Kiendl und Jasper Rodenwald wurde deutlich, dass die Produktlinie nicht mit einer einzigen rechtlichen Schublade erfasst werden kann. Die Vellbruck Robotics GmbH liefert Hardware, Steuerungssoftware, Cloudfunktionen, Wartung und gelegentlich eine kundenspezifische Parametrisierung. Beim Betreiber Münchner Feinlogistik GmbH wurden Schutzfelder verändert, ohne dass klar ist, ob dies vom Admin-Panel gedeckt oder nur technisch möglich war. Der Pflegepilot im St.-Ludgerus-Klinikum München-Sendling verschärft die Lage, weil dort Sensorik, vulnerable Personen und medizinische Nähe zusammentreffen.</w:t>
-      </w:r>
-    </w:p>
-    <w:p>
-      <w:pPr>
-        <w:jc w:val="left"/>
-      </w:pPr>
-      <w:r>
-        <w:t>Für die anwaltliche Bearbeitung sollte zu diesem Punkt eine Belegspur angelegt werden: Dokument, Version, Datum, Verfasser, technische Quelle, rechtliche Relevanz und offene Rückfrage. Besonders gefährlich sind Formulierungen wie „selbstlernend“, „voll autonom“, „MDR-ready“, „sicher ohne Schutzzaun“ oder „keine personenbezogenen Daten“, wenn die technische Dokumentation das nicht trägt.</w:t>
-      </w:r>
-    </w:p>
-    <w:p>
-      <w:pPr>
-        <w:pStyle w:val="Heading3"/>
-      </w:pPr>
-      <w:r>
-        <w:rPr>
-          <w:rFonts w:ascii="Times New Roman" w:hAnsi="Times New Roman"/>
-        </w:rPr>
-        <w:t>Punkt 7</w:t>
-      </w:r>
-    </w:p>
-    <w:p>
-      <w:pPr>
-        <w:jc w:val="left"/>
-      </w:pPr>
-      <w:r>
-        <w:t>Im Gespräch mit Leonie Rottkamp, Bertram Kiendl und Jasper Rodenwald wurde deutlich, dass die Produktlinie nicht mit einer einzigen rechtlichen Schublade erfasst werden kann. Die Vellbruck Robotics GmbH liefert Hardware, Steuerungssoftware, Cloudfunktionen, Wartung und gelegentlich eine kundenspezifische Parametrisierung. Beim Betreiber Münchner Feinlogistik GmbH wurden Schutzfelder verändert, ohne dass klar ist, ob dies vom Admin-Panel gedeckt oder nur technisch möglich war. Der Pflegepilot im St.-Ludgerus-Klinikum München-Sendling verschärft die Lage, weil dort Sensorik, vulnerable Personen und medizinische Nähe zusammentreffen.</w:t>
-      </w:r>
-    </w:p>
-    <w:p>
-      <w:pPr>
-        <w:jc w:val="left"/>
-      </w:pPr>
-      <w:r>
-        <w:t>Für die anwaltliche Bearbeitung sollte zu diesem Punkt eine Belegspur angelegt werden: Dokument, Version, Datum, Verfasser, technische Quelle, rechtliche Relevanz und offene Rückfrage. Besonders gefährlich sind Formulierungen wie „selbstlernend“, „voll autonom“, „MDR-ready“, „sicher ohne Schutzzaun“ oder „keine personenbezogenen Daten“, wenn die technische Dokumentation das nicht trägt.</w:t>
+        <w:t>Das Q&amp;A enthält wortlautfeste Antworten auf die zwölf wahrscheinlichsten Fragen; Abweichungen bedürfen der Freigabe durch Rottkamp oder die CEO, Änderungshistorie wird geführt.</w:t>
       </w:r>
     </w:p>
     <w:p>
@@ -324,7 +129,7 @@
         <w:pStyle w:val="ListBullet"/>
       </w:pPr>
       <w:r>
-        <w:t>Welche Firmware war am Unfalltag tatsächlich aktiv?</w:t>
+        <w:t>Wer beantwortet die Anfrage der Fachzeitschrift bis wann?</w:t>
       </w:r>
     </w:p>
     <w:p>
@@ -332,7 +137,7 @@
         <w:pStyle w:val="ListBullet"/>
       </w:pPr>
       <w:r>
-        <w:t>Welche Zweckbestimmung steht in der final ausgelieferten Anleitung?</w:t>
+        <w:t>Wie wird auf die Forumsdarstellung reagiert, wenn Kunden nachfragen?</w:t>
       </w:r>
     </w:p>
     <w:p>
@@ -340,23 +145,7 @@
         <w:pStyle w:val="ListBullet"/>
       </w:pPr>
       <w:r>
-        <w:t>Welche Schutzfeldänderungen waren technisch möglich und vertraglich erlaubt?</w:t>
-      </w:r>
-    </w:p>
-    <w:p>
-      <w:pPr>
-        <w:pStyle w:val="ListBullet"/>
-      </w:pPr>
-      <w:r>
-        <w:t>Welche personenbezogenen Daten werden lokal, in der Cloud und in Supporttickets verarbeitet?</w:t>
-      </w:r>
-    </w:p>
-    <w:p>
-      <w:pPr>
-        <w:pStyle w:val="ListBullet"/>
-      </w:pPr>
-      <w:r>
-        <w:t>Welche Aussagen wurden gegenüber Kunden, Behörde und Versicherer bereits gemacht?</w:t>
+        <w:t>Welche Aussagen sind gegenüber Bestandskunden zusätzlich freigegeben?</w:t>
       </w:r>
     </w:p>
     <w:sectPr>
